--- a/public/cv/cv-pt.docx
+++ b/public/cv/cv-pt.docx
@@ -171,7 +171,6 @@
         <w:ind w:start="-144"/>
         <w:jc w:val="start"/>
         <w:rPr>
-          <w:rStyle w:val="Hyperlink"/>
           <w:rFonts w:ascii="Adwaita Sans" w:hAnsi="Adwaita Sans" w:cs="Arial"/>
           <w:b w:val="false"/>
           <w:bCs w:val="false"/>
@@ -227,7 +226,7 @@
                   <wp:posOffset>12065</wp:posOffset>
                 </wp:positionV>
                 <wp:extent cx="6769100" cy="635"/>
-                <wp:effectExtent l="0" t="6350" r="0" b="6985"/>
+                <wp:effectExtent l="635" t="6350" r="0" b="6985"/>
                 <wp:wrapNone/>
                 <wp:docPr id="1" name="Horizontal line 1"/>
                 <a:graphic xmlns:a="http://schemas.openxmlformats.org/drawingml/2006/main">
@@ -264,7 +263,7 @@
           </mc:Choice>
           <mc:Fallback>
             <w:pict>
-              <v:line id="shape_0" from="-7.2pt,0.95pt" to="525.75pt,0.95pt" ID="Horizontal line 1" stroked="t" o:allowincell="f" style="position:absolute">
+              <v:line id="shape_0" from="-7.2pt,0.95pt" to="525.75pt,0.95pt" stroked="t" o:allowincell="f" style="position:absolute">
                 <v:stroke color="#888888" weight="12600" joinstyle="miter" endcap="flat"/>
                 <v:fill o:detectmouseclick="t" on="false"/>
                 <w10:wrap type="none"/>
@@ -301,6 +300,120 @@
     <w:p>
       <w:pPr>
         <w:pStyle w:val="BodyText"/>
+        <w:spacing w:before="0" w:after="0"/>
+        <w:ind w:start="-144"/>
+        <w:jc w:val="start"/>
+        <w:rPr/>
+      </w:pPr>
+      <w:r>
+        <w:rPr>
+          <w:rStyle w:val="Hyperlink"/>
+          <w:rFonts w:eastAsia="Calibri" w:cs="Arial" w:ascii="Adwaita Sans" w:hAnsi="Adwaita Sans"/>
+          <w:b/>
+          <w:bCs/>
+          <w:color w:val="000000"/>
+          <w:sz w:val="21"/>
+          <w:szCs w:val="21"/>
+          <w:u w:val="none"/>
+        </w:rPr>
+        <w:tab/>
+        <w:t xml:space="preserve">Cruzeiro do Sul, </w:t>
+      </w:r>
+      <w:r>
+        <w:rPr>
+          <w:rStyle w:val="Hyperlink"/>
+          <w:rFonts w:eastAsia="Calibri" w:cs="Arial" w:ascii="Adwaita Sans" w:hAnsi="Adwaita Sans"/>
+          <w:b w:val="false"/>
+          <w:bCs w:val="false"/>
+          <w:color w:val="000000"/>
+          <w:sz w:val="21"/>
+          <w:szCs w:val="21"/>
+          <w:u w:val="none"/>
+        </w:rPr>
+        <w:t xml:space="preserve">Graduação Bacharel em </w:t>
+      </w:r>
+      <w:r>
+        <w:rPr>
+          <w:rStyle w:val="Hyperlink"/>
+          <w:rFonts w:eastAsia="Calibri" w:cs="Arial" w:ascii="Adwaita Sans" w:hAnsi="Adwaita Sans"/>
+          <w:b w:val="false"/>
+          <w:bCs w:val="false"/>
+          <w:color w:val="000000"/>
+          <w:sz w:val="21"/>
+          <w:szCs w:val="21"/>
+          <w:u w:val="none"/>
+        </w:rPr>
+        <w:t>Engenharia Elétrica</w:t>
+      </w:r>
+      <w:r>
+        <w:rPr>
+          <w:rStyle w:val="Hyperlink"/>
+          <w:rFonts w:eastAsia="Calibri" w:cs="Arial" w:ascii="Adwaita Sans" w:hAnsi="Adwaita Sans"/>
+          <w:b w:val="false"/>
+          <w:bCs w:val="false"/>
+          <w:color w:val="000000"/>
+          <w:sz w:val="21"/>
+          <w:szCs w:val="21"/>
+          <w:u w:val="none"/>
+        </w:rPr>
+        <w:t xml:space="preserve">, </w:t>
+      </w:r>
+      <w:r>
+        <w:rPr>
+          <w:rStyle w:val="Hyperlink"/>
+          <w:rFonts w:eastAsia="Calibri" w:cs="Arial" w:ascii="Adwaita Sans" w:hAnsi="Adwaita Sans"/>
+          <w:b w:val="false"/>
+          <w:bCs w:val="false"/>
+          <w:color w:val="000000"/>
+          <w:sz w:val="21"/>
+          <w:szCs w:val="21"/>
+          <w:u w:val="none"/>
+        </w:rPr>
+        <w:t>Mar</w:t>
+      </w:r>
+      <w:r>
+        <w:rPr>
+          <w:rStyle w:val="Hyperlink"/>
+          <w:rFonts w:eastAsia="Calibri" w:cs="Arial" w:ascii="Adwaita Sans" w:hAnsi="Adwaita Sans"/>
+          <w:b w:val="false"/>
+          <w:bCs w:val="false"/>
+          <w:color w:val="000000"/>
+          <w:sz w:val="21"/>
+          <w:szCs w:val="21"/>
+          <w:u w:val="none"/>
+        </w:rPr>
+        <w:t xml:space="preserve"> 2026 – </w:t>
+      </w:r>
+      <w:r>
+        <w:rPr>
+          <w:rStyle w:val="Hyperlink"/>
+          <w:rFonts w:eastAsia="Calibri" w:cs="Arial" w:ascii="Adwaita Sans" w:hAnsi="Adwaita Sans"/>
+          <w:b w:val="false"/>
+          <w:bCs w:val="false"/>
+          <w:color w:val="000000"/>
+          <w:sz w:val="21"/>
+          <w:szCs w:val="21"/>
+          <w:u w:val="none"/>
+        </w:rPr>
+        <w:t>Mar</w:t>
+      </w:r>
+      <w:r>
+        <w:rPr>
+          <w:rStyle w:val="Hyperlink"/>
+          <w:rFonts w:eastAsia="Calibri" w:cs="Arial" w:ascii="Adwaita Sans" w:hAnsi="Adwaita Sans"/>
+          <w:b w:val="false"/>
+          <w:bCs w:val="false"/>
+          <w:color w:val="000000"/>
+          <w:sz w:val="21"/>
+          <w:szCs w:val="21"/>
+          <w:u w:val="none"/>
+        </w:rPr>
+        <w:t xml:space="preserve"> 2031</w:t>
+      </w:r>
+    </w:p>
+    <w:p>
+      <w:pPr>
+        <w:pStyle w:val="BodyText"/>
         <w:spacing w:lineRule="auto" w:line="259"/>
         <w:rPr>
           <w:rFonts w:ascii="Adwaita Sans" w:hAnsi="Adwaita Sans" w:cs="Arial"/>
@@ -412,7 +525,6 @@
         <w:pStyle w:val="BodyText"/>
         <w:spacing w:lineRule="auto" w:line="259"/>
         <w:rPr>
-          <w:rStyle w:val="Strong"/>
           <w:rFonts w:ascii="Adwaita Sans" w:hAnsi="Adwaita Sans" w:cs="Arial"/>
           <w:b w:val="false"/>
           <w:bCs w:val="false"/>
@@ -439,10 +551,10 @@
                   <wp:posOffset>-85090</wp:posOffset>
                 </wp:positionH>
                 <wp:positionV relativeFrom="paragraph">
-                  <wp:posOffset>93980</wp:posOffset>
+                  <wp:posOffset>93345</wp:posOffset>
                 </wp:positionV>
-                <wp:extent cx="6769100" cy="635"/>
-                <wp:effectExtent l="0" t="6350" r="0" b="6985"/>
+                <wp:extent cx="6769100" cy="1270"/>
+                <wp:effectExtent l="635" t="6350" r="0" b="6350"/>
                 <wp:wrapNone/>
                 <wp:docPr id="2" name="Horizontal line 2"/>
                 <a:graphic xmlns:a="http://schemas.openxmlformats.org/drawingml/2006/main">
@@ -452,7 +564,7 @@
                       <wps:spPr>
                         <a:xfrm>
                           <a:off x="0" y="0"/>
-                          <a:ext cx="6769080" cy="720"/>
+                          <a:ext cx="6769080" cy="1440"/>
                         </a:xfrm>
                         <a:prstGeom prst="line">
                           <a:avLst/>
@@ -479,7 +591,7 @@
           </mc:Choice>
           <mc:Fallback>
             <w:pict>
-              <v:line id="shape_0" from="-6.7pt,7.4pt" to="526.25pt,7.4pt" ID="Horizontal line 2" stroked="t" o:allowincell="f" style="position:absolute">
+              <v:line id="shape_0" from="-6.7pt,7.35pt" to="526.25pt,7.4pt" stroked="t" o:allowincell="f" style="position:absolute">
                 <v:stroke color="#888888" weight="12600" joinstyle="miter" endcap="flat"/>
                 <v:fill o:detectmouseclick="t" on="false"/>
                 <w10:wrap type="none"/>
@@ -590,8 +702,8 @@
         </w:rPr>
         <w:br/>
       </w:r>
-      <w:bookmarkStart w:id="1" w:name="__DdeLink__495_1516522722"/>
-      <w:bookmarkStart w:id="2" w:name="__DdeLink__498_1516522722"/>
+      <w:bookmarkStart w:id="1" w:name="__DdeLink__498_1516522722"/>
+      <w:bookmarkStart w:id="2" w:name="__DdeLink__495_1516522722"/>
       <w:bookmarkEnd w:id="1"/>
       <w:bookmarkEnd w:id="2"/>
       <w:r>
@@ -614,8 +726,8 @@
         <w:spacing w:lineRule="auto" w:line="259"/>
         <w:rPr/>
       </w:pPr>
-      <w:bookmarkStart w:id="3" w:name="__DdeLink__422_1516522722"/>
-      <w:bookmarkStart w:id="4" w:name="__DdeLink__425_1516522722"/>
+      <w:bookmarkStart w:id="3" w:name="__DdeLink__425_1516522722"/>
+      <w:bookmarkStart w:id="4" w:name="__DdeLink__422_1516522722"/>
       <w:r>
         <w:rPr>
           <w:rStyle w:val="Strong"/>
@@ -631,7 +743,7 @@
         <w:pStyle w:val="BodyText"/>
         <w:numPr>
           <w:ilvl w:val="0"/>
-          <w:numId w:val="1"/>
+          <w:numId w:val="2"/>
         </w:numPr>
         <w:tabs>
           <w:tab w:val="clear" w:pos="720"/>
@@ -738,7 +850,7 @@
         <w:pStyle w:val="BodyText"/>
         <w:numPr>
           <w:ilvl w:val="0"/>
-          <w:numId w:val="4"/>
+          <w:numId w:val="5"/>
         </w:numPr>
         <w:tabs>
           <w:tab w:val="clear" w:pos="720"/>
@@ -809,7 +921,7 @@
         <w:pStyle w:val="BodyText"/>
         <w:numPr>
           <w:ilvl w:val="0"/>
-          <w:numId w:val="4"/>
+          <w:numId w:val="5"/>
         </w:numPr>
         <w:tabs>
           <w:tab w:val="clear" w:pos="720"/>
@@ -880,7 +992,7 @@
         <w:pStyle w:val="BodyText"/>
         <w:numPr>
           <w:ilvl w:val="0"/>
-          <w:numId w:val="4"/>
+          <w:numId w:val="5"/>
         </w:numPr>
         <w:tabs>
           <w:tab w:val="clear" w:pos="720"/>
@@ -917,7 +1029,7 @@
         <w:pStyle w:val="BodyText"/>
         <w:numPr>
           <w:ilvl w:val="0"/>
-          <w:numId w:val="4"/>
+          <w:numId w:val="5"/>
         </w:numPr>
         <w:tabs>
           <w:tab w:val="clear" w:pos="720"/>
@@ -993,10 +1105,10 @@
                   <wp:posOffset>-85090</wp:posOffset>
                 </wp:positionH>
                 <wp:positionV relativeFrom="paragraph">
-                  <wp:posOffset>93980</wp:posOffset>
+                  <wp:posOffset>93345</wp:posOffset>
                 </wp:positionV>
-                <wp:extent cx="6769100" cy="635"/>
-                <wp:effectExtent l="0" t="6350" r="0" b="6985"/>
+                <wp:extent cx="6769100" cy="1270"/>
+                <wp:effectExtent l="635" t="6350" r="0" b="6350"/>
                 <wp:wrapNone/>
                 <wp:docPr id="3" name="Horizontal line 3"/>
                 <a:graphic xmlns:a="http://schemas.openxmlformats.org/drawingml/2006/main">
@@ -1006,7 +1118,7 @@
                       <wps:spPr>
                         <a:xfrm>
                           <a:off x="0" y="0"/>
-                          <a:ext cx="6769080" cy="720"/>
+                          <a:ext cx="6769080" cy="1440"/>
                         </a:xfrm>
                         <a:prstGeom prst="line">
                           <a:avLst/>
@@ -1033,7 +1145,7 @@
           </mc:Choice>
           <mc:Fallback>
             <w:pict>
-              <v:line id="shape_0" from="-6.7pt,7.4pt" to="526.25pt,7.4pt" ID="Horizontal line 3" stroked="t" o:allowincell="f" style="position:absolute">
+              <v:line id="shape_0" from="-6.7pt,7.35pt" to="526.25pt,7.4pt" stroked="t" o:allowincell="f" style="position:absolute">
                 <v:stroke color="#888888" weight="12600" joinstyle="miter" endcap="flat"/>
                 <v:fill o:detectmouseclick="t" on="false"/>
                 <w10:wrap type="none"/>
@@ -1073,7 +1185,7 @@
         <w:pStyle w:val="BodyText"/>
         <w:numPr>
           <w:ilvl w:val="0"/>
-          <w:numId w:val="2"/>
+          <w:numId w:val="3"/>
         </w:numPr>
         <w:spacing w:before="0" w:after="0"/>
         <w:rPr/>
@@ -1116,7 +1228,7 @@
         <w:pStyle w:val="BodyText"/>
         <w:numPr>
           <w:ilvl w:val="0"/>
-          <w:numId w:val="2"/>
+          <w:numId w:val="3"/>
         </w:numPr>
         <w:spacing w:before="0" w:after="0"/>
         <w:rPr/>
@@ -1159,7 +1271,7 @@
         <w:pStyle w:val="BodyText"/>
         <w:numPr>
           <w:ilvl w:val="0"/>
-          <w:numId w:val="2"/>
+          <w:numId w:val="3"/>
         </w:numPr>
         <w:spacing w:before="0" w:after="0"/>
         <w:rPr/>
@@ -1203,7 +1315,7 @@
         <w:pStyle w:val="BodyText"/>
         <w:numPr>
           <w:ilvl w:val="0"/>
-          <w:numId w:val="2"/>
+          <w:numId w:val="3"/>
         </w:numPr>
         <w:spacing w:before="0" w:after="0"/>
         <w:rPr/>
@@ -1235,7 +1347,6 @@
         <w:pStyle w:val="BodyText"/>
         <w:spacing w:before="0" w:after="0"/>
         <w:rPr>
-          <w:rStyle w:val="Strong"/>
           <w:rFonts w:ascii="Adwaita Sans" w:hAnsi="Adwaita Sans" w:cs="Arial"/>
           <w:color w:val="000000"/>
           <w:sz w:val="21"/>
@@ -1256,7 +1367,6 @@
         <w:pStyle w:val="BodyText"/>
         <w:spacing w:before="0" w:after="0"/>
         <w:rPr>
-          <w:rStyle w:val="Strong"/>
           <w:rFonts w:ascii="Adwaita Sans" w:hAnsi="Adwaita Sans" w:cs="Arial"/>
           <w:color w:val="000000"/>
           <w:sz w:val="21"/>
@@ -1282,7 +1392,7 @@
                   <wp:posOffset>-10160</wp:posOffset>
                 </wp:positionV>
                 <wp:extent cx="6769100" cy="635"/>
-                <wp:effectExtent l="0" t="6350" r="0" b="6985"/>
+                <wp:effectExtent l="635" t="6350" r="0" b="6985"/>
                 <wp:wrapNone/>
                 <wp:docPr id="4" name="Horizontal line 4"/>
                 <a:graphic xmlns:a="http://schemas.openxmlformats.org/drawingml/2006/main">
@@ -1319,7 +1429,7 @@
           </mc:Choice>
           <mc:Fallback>
             <w:pict>
-              <v:line id="shape_0" from="-6.7pt,-0.8pt" to="526.25pt,-0.8pt" ID="Horizontal line 4" stroked="t" o:allowincell="f" style="position:absolute">
+              <v:line id="shape_0" from="-6.7pt,-0.8pt" to="526.25pt,-0.8pt" stroked="t" o:allowincell="f" style="position:absolute">
                 <v:stroke color="#888888" weight="12600" joinstyle="miter" endcap="flat"/>
                 <v:fill o:detectmouseclick="t" on="false"/>
                 <w10:wrap type="none"/>
@@ -1351,7 +1461,7 @@
         <w:pStyle w:val="BodyText"/>
         <w:numPr>
           <w:ilvl w:val="0"/>
-          <w:numId w:val="3"/>
+          <w:numId w:val="4"/>
         </w:numPr>
         <w:rPr/>
       </w:pPr>
@@ -1380,7 +1490,7 @@
         <w:pStyle w:val="BodyText"/>
         <w:numPr>
           <w:ilvl w:val="0"/>
-          <w:numId w:val="3"/>
+          <w:numId w:val="4"/>
         </w:numPr>
         <w:rPr/>
       </w:pPr>
@@ -1433,7 +1543,7 @@
                   <wp:posOffset>95250</wp:posOffset>
                 </wp:positionV>
                 <wp:extent cx="6769100" cy="635"/>
-                <wp:effectExtent l="0" t="6350" r="0" b="6985"/>
+                <wp:effectExtent l="0" t="6350" r="635" b="6985"/>
                 <wp:wrapNone/>
                 <wp:docPr id="5" name="Horizontal line 6"/>
                 <a:graphic xmlns:a="http://schemas.openxmlformats.org/drawingml/2006/main">
@@ -1470,7 +1580,7 @@
           </mc:Choice>
           <mc:Fallback>
             <w:pict>
-              <v:line id="shape_0" from="-9.9pt,7.5pt" to="523.05pt,7.5pt" ID="Horizontal line 6" stroked="t" o:allowincell="f" style="position:absolute">
+              <v:line id="shape_0" from="-9.9pt,7.5pt" to="523.05pt,7.5pt" stroked="t" o:allowincell="f" style="position:absolute">
                 <v:stroke color="#888888" weight="12600" joinstyle="miter" endcap="flat"/>
                 <v:fill o:detectmouseclick="t" on="false"/>
                 <w10:wrap type="none"/>
@@ -1561,138 +1671,120 @@
   <w:abstractNum w:abstractNumId="1">
     <w:lvl w:ilvl="0">
       <w:start w:val="1"/>
-      <w:numFmt w:val="bullet"/>
-      <w:lvlText w:val=""/>
-      <w:lvlJc w:val="start"/>
-      <w:pPr>
-        <w:tabs>
-          <w:tab w:val="num" w:pos="709"/>
-        </w:tabs>
-        <w:ind w:start="709" w:hanging="283"/>
-      </w:pPr>
-      <w:rPr>
-        <w:rFonts w:ascii="Symbol" w:hAnsi="Symbol" w:cs="Symbol" w:hint="default"/>
-      </w:rPr>
+      <w:numFmt w:val="none"/>
+      <w:suff w:val="nothing"/>
+      <w:lvlText w:val="%1"/>
+      <w:lvlJc w:val="start"/>
+      <w:pPr>
+        <w:tabs>
+          <w:tab w:val="num" w:pos="0"/>
+        </w:tabs>
+        <w:ind w:start="0" w:hanging="0"/>
+      </w:pPr>
     </w:lvl>
     <w:lvl w:ilvl="1">
       <w:start w:val="1"/>
-      <w:numFmt w:val="bullet"/>
-      <w:lvlText w:val=""/>
-      <w:lvlJc w:val="start"/>
-      <w:pPr>
-        <w:tabs>
-          <w:tab w:val="num" w:pos="1418"/>
-        </w:tabs>
-        <w:ind w:start="1418" w:hanging="283"/>
-      </w:pPr>
-      <w:rPr>
-        <w:rFonts w:ascii="Symbol" w:hAnsi="Symbol" w:cs="Symbol" w:hint="default"/>
-      </w:rPr>
+      <w:numFmt w:val="none"/>
+      <w:suff w:val="nothing"/>
+      <w:lvlText w:val="%2"/>
+      <w:lvlJc w:val="start"/>
+      <w:pPr>
+        <w:tabs>
+          <w:tab w:val="num" w:pos="0"/>
+        </w:tabs>
+        <w:ind w:start="0" w:hanging="0"/>
+      </w:pPr>
     </w:lvl>
     <w:lvl w:ilvl="2">
       <w:start w:val="1"/>
-      <w:numFmt w:val="bullet"/>
-      <w:lvlText w:val=""/>
-      <w:lvlJc w:val="start"/>
-      <w:pPr>
-        <w:tabs>
-          <w:tab w:val="num" w:pos="2127"/>
-        </w:tabs>
-        <w:ind w:start="2127" w:hanging="283"/>
-      </w:pPr>
-      <w:rPr>
-        <w:rFonts w:ascii="Symbol" w:hAnsi="Symbol" w:cs="Symbol" w:hint="default"/>
-      </w:rPr>
+      <w:numFmt w:val="none"/>
+      <w:suff w:val="nothing"/>
+      <w:lvlText w:val="%3"/>
+      <w:lvlJc w:val="start"/>
+      <w:pPr>
+        <w:tabs>
+          <w:tab w:val="num" w:pos="0"/>
+        </w:tabs>
+        <w:ind w:start="0" w:hanging="0"/>
+      </w:pPr>
     </w:lvl>
     <w:lvl w:ilvl="3">
       <w:start w:val="1"/>
-      <w:numFmt w:val="bullet"/>
-      <w:lvlText w:val=""/>
-      <w:lvlJc w:val="start"/>
-      <w:pPr>
-        <w:tabs>
-          <w:tab w:val="num" w:pos="2836"/>
-        </w:tabs>
-        <w:ind w:start="2836" w:hanging="283"/>
-      </w:pPr>
-      <w:rPr>
-        <w:rFonts w:ascii="Symbol" w:hAnsi="Symbol" w:cs="Symbol" w:hint="default"/>
-      </w:rPr>
+      <w:numFmt w:val="none"/>
+      <w:suff w:val="nothing"/>
+      <w:lvlText w:val="%4"/>
+      <w:lvlJc w:val="start"/>
+      <w:pPr>
+        <w:tabs>
+          <w:tab w:val="num" w:pos="0"/>
+        </w:tabs>
+        <w:ind w:start="0" w:hanging="0"/>
+      </w:pPr>
     </w:lvl>
     <w:lvl w:ilvl="4">
       <w:start w:val="1"/>
-      <w:numFmt w:val="bullet"/>
-      <w:lvlText w:val=""/>
-      <w:lvlJc w:val="start"/>
-      <w:pPr>
-        <w:tabs>
-          <w:tab w:val="num" w:pos="3545"/>
-        </w:tabs>
-        <w:ind w:start="3545" w:hanging="283"/>
-      </w:pPr>
-      <w:rPr>
-        <w:rFonts w:ascii="Symbol" w:hAnsi="Symbol" w:cs="Symbol" w:hint="default"/>
-      </w:rPr>
+      <w:numFmt w:val="none"/>
+      <w:suff w:val="nothing"/>
+      <w:lvlText w:val="%5"/>
+      <w:lvlJc w:val="start"/>
+      <w:pPr>
+        <w:tabs>
+          <w:tab w:val="num" w:pos="0"/>
+        </w:tabs>
+        <w:ind w:start="0" w:hanging="0"/>
+      </w:pPr>
     </w:lvl>
     <w:lvl w:ilvl="5">
       <w:start w:val="1"/>
-      <w:numFmt w:val="bullet"/>
-      <w:lvlText w:val=""/>
-      <w:lvlJc w:val="start"/>
-      <w:pPr>
-        <w:tabs>
-          <w:tab w:val="num" w:pos="4254"/>
-        </w:tabs>
-        <w:ind w:start="4254" w:hanging="283"/>
-      </w:pPr>
-      <w:rPr>
-        <w:rFonts w:ascii="Symbol" w:hAnsi="Symbol" w:cs="Symbol" w:hint="default"/>
-      </w:rPr>
+      <w:numFmt w:val="none"/>
+      <w:suff w:val="nothing"/>
+      <w:lvlText w:val="%6"/>
+      <w:lvlJc w:val="start"/>
+      <w:pPr>
+        <w:tabs>
+          <w:tab w:val="num" w:pos="0"/>
+        </w:tabs>
+        <w:ind w:start="0" w:hanging="0"/>
+      </w:pPr>
     </w:lvl>
     <w:lvl w:ilvl="6">
       <w:start w:val="1"/>
-      <w:numFmt w:val="bullet"/>
-      <w:lvlText w:val=""/>
-      <w:lvlJc w:val="start"/>
-      <w:pPr>
-        <w:tabs>
-          <w:tab w:val="num" w:pos="4963"/>
-        </w:tabs>
-        <w:ind w:start="4963" w:hanging="283"/>
-      </w:pPr>
-      <w:rPr>
-        <w:rFonts w:ascii="Symbol" w:hAnsi="Symbol" w:cs="Symbol" w:hint="default"/>
-      </w:rPr>
+      <w:numFmt w:val="none"/>
+      <w:suff w:val="nothing"/>
+      <w:lvlText w:val="%7"/>
+      <w:lvlJc w:val="start"/>
+      <w:pPr>
+        <w:tabs>
+          <w:tab w:val="num" w:pos="0"/>
+        </w:tabs>
+        <w:ind w:start="0" w:hanging="0"/>
+      </w:pPr>
     </w:lvl>
     <w:lvl w:ilvl="7">
       <w:start w:val="1"/>
-      <w:numFmt w:val="bullet"/>
-      <w:lvlText w:val=""/>
-      <w:lvlJc w:val="start"/>
-      <w:pPr>
-        <w:tabs>
-          <w:tab w:val="num" w:pos="5672"/>
-        </w:tabs>
-        <w:ind w:start="5672" w:hanging="283"/>
-      </w:pPr>
-      <w:rPr>
-        <w:rFonts w:ascii="Symbol" w:hAnsi="Symbol" w:cs="Symbol" w:hint="default"/>
-      </w:rPr>
+      <w:numFmt w:val="none"/>
+      <w:suff w:val="nothing"/>
+      <w:lvlText w:val="%8"/>
+      <w:lvlJc w:val="start"/>
+      <w:pPr>
+        <w:tabs>
+          <w:tab w:val="num" w:pos="0"/>
+        </w:tabs>
+        <w:ind w:start="0" w:hanging="0"/>
+      </w:pPr>
     </w:lvl>
     <w:lvl w:ilvl="8">
       <w:start w:val="1"/>
-      <w:numFmt w:val="bullet"/>
-      <w:lvlText w:val=""/>
-      <w:lvlJc w:val="start"/>
-      <w:pPr>
-        <w:tabs>
-          <w:tab w:val="num" w:pos="6381"/>
-        </w:tabs>
-        <w:ind w:start="6381" w:hanging="283"/>
-      </w:pPr>
-      <w:rPr>
-        <w:rFonts w:ascii="Symbol" w:hAnsi="Symbol" w:cs="Symbol" w:hint="default"/>
-      </w:rPr>
+      <w:numFmt w:val="none"/>
+      <w:suff w:val="nothing"/>
+      <w:lvlText w:val="%9"/>
+      <w:lvlJc w:val="start"/>
+      <w:pPr>
+        <w:tabs>
+          <w:tab w:val="num" w:pos="0"/>
+        </w:tabs>
+        <w:ind w:start="0" w:hanging="0"/>
+      </w:pPr>
     </w:lvl>
   </w:abstractNum>
   <w:abstractNum w:abstractNumId="2">
@@ -1703,9 +1795,9 @@
       <w:lvlJc w:val="start"/>
       <w:pPr>
         <w:tabs>
-          <w:tab w:val="num" w:pos="720"/>
-        </w:tabs>
-        <w:ind w:start="720" w:hanging="360"/>
+          <w:tab w:val="num" w:pos="709"/>
+        </w:tabs>
+        <w:ind w:start="709" w:hanging="283"/>
       </w:pPr>
       <w:rPr>
         <w:rFonts w:ascii="Symbol" w:hAnsi="Symbol" w:cs="Symbol" w:hint="default"/>
@@ -1718,9 +1810,9 @@
       <w:lvlJc w:val="start"/>
       <w:pPr>
         <w:tabs>
-          <w:tab w:val="num" w:pos="1080"/>
-        </w:tabs>
-        <w:ind w:start="1080" w:hanging="360"/>
+          <w:tab w:val="num" w:pos="1418"/>
+        </w:tabs>
+        <w:ind w:start="1418" w:hanging="283"/>
       </w:pPr>
       <w:rPr>
         <w:rFonts w:ascii="Symbol" w:hAnsi="Symbol" w:cs="Symbol" w:hint="default"/>
@@ -1733,9 +1825,9 @@
       <w:lvlJc w:val="start"/>
       <w:pPr>
         <w:tabs>
-          <w:tab w:val="num" w:pos="1440"/>
-        </w:tabs>
-        <w:ind w:start="1440" w:hanging="360"/>
+          <w:tab w:val="num" w:pos="2127"/>
+        </w:tabs>
+        <w:ind w:start="2127" w:hanging="283"/>
       </w:pPr>
       <w:rPr>
         <w:rFonts w:ascii="Symbol" w:hAnsi="Symbol" w:cs="Symbol" w:hint="default"/>
@@ -1748,9 +1840,9 @@
       <w:lvlJc w:val="start"/>
       <w:pPr>
         <w:tabs>
-          <w:tab w:val="num" w:pos="1800"/>
-        </w:tabs>
-        <w:ind w:start="1800" w:hanging="360"/>
+          <w:tab w:val="num" w:pos="2836"/>
+        </w:tabs>
+        <w:ind w:start="2836" w:hanging="283"/>
       </w:pPr>
       <w:rPr>
         <w:rFonts w:ascii="Symbol" w:hAnsi="Symbol" w:cs="Symbol" w:hint="default"/>
@@ -1763,9 +1855,9 @@
       <w:lvlJc w:val="start"/>
       <w:pPr>
         <w:tabs>
-          <w:tab w:val="num" w:pos="2160"/>
-        </w:tabs>
-        <w:ind w:start="2160" w:hanging="360"/>
+          <w:tab w:val="num" w:pos="3545"/>
+        </w:tabs>
+        <w:ind w:start="3545" w:hanging="283"/>
       </w:pPr>
       <w:rPr>
         <w:rFonts w:ascii="Symbol" w:hAnsi="Symbol" w:cs="Symbol" w:hint="default"/>
@@ -1778,9 +1870,9 @@
       <w:lvlJc w:val="start"/>
       <w:pPr>
         <w:tabs>
-          <w:tab w:val="num" w:pos="2520"/>
-        </w:tabs>
-        <w:ind w:start="2520" w:hanging="360"/>
+          <w:tab w:val="num" w:pos="4254"/>
+        </w:tabs>
+        <w:ind w:start="4254" w:hanging="283"/>
       </w:pPr>
       <w:rPr>
         <w:rFonts w:ascii="Symbol" w:hAnsi="Symbol" w:cs="Symbol" w:hint="default"/>
@@ -1793,9 +1885,9 @@
       <w:lvlJc w:val="start"/>
       <w:pPr>
         <w:tabs>
-          <w:tab w:val="num" w:pos="2880"/>
-        </w:tabs>
-        <w:ind w:start="2880" w:hanging="360"/>
+          <w:tab w:val="num" w:pos="4963"/>
+        </w:tabs>
+        <w:ind w:start="4963" w:hanging="283"/>
       </w:pPr>
       <w:rPr>
         <w:rFonts w:ascii="Symbol" w:hAnsi="Symbol" w:cs="Symbol" w:hint="default"/>
@@ -1808,9 +1900,9 @@
       <w:lvlJc w:val="start"/>
       <w:pPr>
         <w:tabs>
-          <w:tab w:val="num" w:pos="3240"/>
-        </w:tabs>
-        <w:ind w:start="3240" w:hanging="360"/>
+          <w:tab w:val="num" w:pos="5672"/>
+        </w:tabs>
+        <w:ind w:start="5672" w:hanging="283"/>
       </w:pPr>
       <w:rPr>
         <w:rFonts w:ascii="Symbol" w:hAnsi="Symbol" w:cs="Symbol" w:hint="default"/>
@@ -1823,9 +1915,9 @@
       <w:lvlJc w:val="start"/>
       <w:pPr>
         <w:tabs>
-          <w:tab w:val="num" w:pos="3600"/>
-        </w:tabs>
-        <w:ind w:start="3600" w:hanging="360"/>
+          <w:tab w:val="num" w:pos="6381"/>
+        </w:tabs>
+        <w:ind w:start="6381" w:hanging="283"/>
       </w:pPr>
       <w:rPr>
         <w:rFonts w:ascii="Symbol" w:hAnsi="Symbol" w:cs="Symbol" w:hint="default"/>
@@ -1977,9 +2069,9 @@
       <w:lvlJc w:val="start"/>
       <w:pPr>
         <w:tabs>
-          <w:tab w:val="num" w:pos="709"/>
-        </w:tabs>
-        <w:ind w:start="709" w:hanging="283"/>
+          <w:tab w:val="num" w:pos="720"/>
+        </w:tabs>
+        <w:ind w:start="720" w:hanging="360"/>
       </w:pPr>
       <w:rPr>
         <w:rFonts w:ascii="Symbol" w:hAnsi="Symbol" w:cs="Symbol" w:hint="default"/>
@@ -1992,9 +2084,9 @@
       <w:lvlJc w:val="start"/>
       <w:pPr>
         <w:tabs>
-          <w:tab w:val="num" w:pos="1418"/>
-        </w:tabs>
-        <w:ind w:start="1418" w:hanging="283"/>
+          <w:tab w:val="num" w:pos="1080"/>
+        </w:tabs>
+        <w:ind w:start="1080" w:hanging="360"/>
       </w:pPr>
       <w:rPr>
         <w:rFonts w:ascii="Symbol" w:hAnsi="Symbol" w:cs="Symbol" w:hint="default"/>
@@ -2007,9 +2099,9 @@
       <w:lvlJc w:val="start"/>
       <w:pPr>
         <w:tabs>
-          <w:tab w:val="num" w:pos="2127"/>
-        </w:tabs>
-        <w:ind w:start="2127" w:hanging="283"/>
+          <w:tab w:val="num" w:pos="1440"/>
+        </w:tabs>
+        <w:ind w:start="1440" w:hanging="360"/>
       </w:pPr>
       <w:rPr>
         <w:rFonts w:ascii="Symbol" w:hAnsi="Symbol" w:cs="Symbol" w:hint="default"/>
@@ -2022,9 +2114,9 @@
       <w:lvlJc w:val="start"/>
       <w:pPr>
         <w:tabs>
-          <w:tab w:val="num" w:pos="2836"/>
-        </w:tabs>
-        <w:ind w:start="2836" w:hanging="283"/>
+          <w:tab w:val="num" w:pos="1800"/>
+        </w:tabs>
+        <w:ind w:start="1800" w:hanging="360"/>
       </w:pPr>
       <w:rPr>
         <w:rFonts w:ascii="Symbol" w:hAnsi="Symbol" w:cs="Symbol" w:hint="default"/>
@@ -2037,9 +2129,9 @@
       <w:lvlJc w:val="start"/>
       <w:pPr>
         <w:tabs>
-          <w:tab w:val="num" w:pos="3545"/>
-        </w:tabs>
-        <w:ind w:start="3545" w:hanging="283"/>
+          <w:tab w:val="num" w:pos="2160"/>
+        </w:tabs>
+        <w:ind w:start="2160" w:hanging="360"/>
       </w:pPr>
       <w:rPr>
         <w:rFonts w:ascii="Symbol" w:hAnsi="Symbol" w:cs="Symbol" w:hint="default"/>
@@ -2052,9 +2144,9 @@
       <w:lvlJc w:val="start"/>
       <w:pPr>
         <w:tabs>
-          <w:tab w:val="num" w:pos="4254"/>
-        </w:tabs>
-        <w:ind w:start="4254" w:hanging="283"/>
+          <w:tab w:val="num" w:pos="2520"/>
+        </w:tabs>
+        <w:ind w:start="2520" w:hanging="360"/>
       </w:pPr>
       <w:rPr>
         <w:rFonts w:ascii="Symbol" w:hAnsi="Symbol" w:cs="Symbol" w:hint="default"/>
@@ -2067,9 +2159,9 @@
       <w:lvlJc w:val="start"/>
       <w:pPr>
         <w:tabs>
-          <w:tab w:val="num" w:pos="4963"/>
-        </w:tabs>
-        <w:ind w:start="4963" w:hanging="283"/>
+          <w:tab w:val="num" w:pos="2880"/>
+        </w:tabs>
+        <w:ind w:start="2880" w:hanging="360"/>
       </w:pPr>
       <w:rPr>
         <w:rFonts w:ascii="Symbol" w:hAnsi="Symbol" w:cs="Symbol" w:hint="default"/>
@@ -2082,9 +2174,9 @@
       <w:lvlJc w:val="start"/>
       <w:pPr>
         <w:tabs>
-          <w:tab w:val="num" w:pos="5672"/>
-        </w:tabs>
-        <w:ind w:start="5672" w:hanging="283"/>
+          <w:tab w:val="num" w:pos="3240"/>
+        </w:tabs>
+        <w:ind w:start="3240" w:hanging="360"/>
       </w:pPr>
       <w:rPr>
         <w:rFonts w:ascii="Symbol" w:hAnsi="Symbol" w:cs="Symbol" w:hint="default"/>
@@ -2097,9 +2189,9 @@
       <w:lvlJc w:val="start"/>
       <w:pPr>
         <w:tabs>
-          <w:tab w:val="num" w:pos="6381"/>
-        </w:tabs>
-        <w:ind w:start="6381" w:hanging="283"/>
+          <w:tab w:val="num" w:pos="3600"/>
+        </w:tabs>
+        <w:ind w:start="3600" w:hanging="360"/>
       </w:pPr>
       <w:rPr>
         <w:rFonts w:ascii="Symbol" w:hAnsi="Symbol" w:cs="Symbol" w:hint="default"/>
@@ -2109,120 +2201,138 @@
   <w:abstractNum w:abstractNumId="5">
     <w:lvl w:ilvl="0">
       <w:start w:val="1"/>
-      <w:numFmt w:val="none"/>
-      <w:suff w:val="nothing"/>
-      <w:lvlText w:val=""/>
-      <w:lvlJc w:val="start"/>
-      <w:pPr>
-        <w:tabs>
-          <w:tab w:val="num" w:pos="0"/>
-        </w:tabs>
-        <w:ind w:start="0" w:hanging="0"/>
-      </w:pPr>
+      <w:numFmt w:val="bullet"/>
+      <w:lvlText w:val=""/>
+      <w:lvlJc w:val="start"/>
+      <w:pPr>
+        <w:tabs>
+          <w:tab w:val="num" w:pos="709"/>
+        </w:tabs>
+        <w:ind w:start="709" w:hanging="283"/>
+      </w:pPr>
+      <w:rPr>
+        <w:rFonts w:ascii="Symbol" w:hAnsi="Symbol" w:cs="Symbol" w:hint="default"/>
+      </w:rPr>
     </w:lvl>
     <w:lvl w:ilvl="1">
       <w:start w:val="1"/>
-      <w:numFmt w:val="none"/>
-      <w:suff w:val="nothing"/>
-      <w:lvlText w:val=""/>
-      <w:lvlJc w:val="start"/>
-      <w:pPr>
-        <w:tabs>
-          <w:tab w:val="num" w:pos="0"/>
-        </w:tabs>
-        <w:ind w:start="0" w:hanging="0"/>
-      </w:pPr>
+      <w:numFmt w:val="bullet"/>
+      <w:lvlText w:val=""/>
+      <w:lvlJc w:val="start"/>
+      <w:pPr>
+        <w:tabs>
+          <w:tab w:val="num" w:pos="1418"/>
+        </w:tabs>
+        <w:ind w:start="1418" w:hanging="283"/>
+      </w:pPr>
+      <w:rPr>
+        <w:rFonts w:ascii="Symbol" w:hAnsi="Symbol" w:cs="Symbol" w:hint="default"/>
+      </w:rPr>
     </w:lvl>
     <w:lvl w:ilvl="2">
       <w:start w:val="1"/>
-      <w:numFmt w:val="none"/>
-      <w:suff w:val="nothing"/>
-      <w:lvlText w:val=""/>
-      <w:lvlJc w:val="start"/>
-      <w:pPr>
-        <w:tabs>
-          <w:tab w:val="num" w:pos="0"/>
-        </w:tabs>
-        <w:ind w:start="0" w:hanging="0"/>
-      </w:pPr>
+      <w:numFmt w:val="bullet"/>
+      <w:lvlText w:val=""/>
+      <w:lvlJc w:val="start"/>
+      <w:pPr>
+        <w:tabs>
+          <w:tab w:val="num" w:pos="2127"/>
+        </w:tabs>
+        <w:ind w:start="2127" w:hanging="283"/>
+      </w:pPr>
+      <w:rPr>
+        <w:rFonts w:ascii="Symbol" w:hAnsi="Symbol" w:cs="Symbol" w:hint="default"/>
+      </w:rPr>
     </w:lvl>
     <w:lvl w:ilvl="3">
       <w:start w:val="1"/>
-      <w:numFmt w:val="none"/>
-      <w:suff w:val="nothing"/>
-      <w:lvlText w:val=""/>
-      <w:lvlJc w:val="start"/>
-      <w:pPr>
-        <w:tabs>
-          <w:tab w:val="num" w:pos="0"/>
-        </w:tabs>
-        <w:ind w:start="0" w:hanging="0"/>
-      </w:pPr>
+      <w:numFmt w:val="bullet"/>
+      <w:lvlText w:val=""/>
+      <w:lvlJc w:val="start"/>
+      <w:pPr>
+        <w:tabs>
+          <w:tab w:val="num" w:pos="2836"/>
+        </w:tabs>
+        <w:ind w:start="2836" w:hanging="283"/>
+      </w:pPr>
+      <w:rPr>
+        <w:rFonts w:ascii="Symbol" w:hAnsi="Symbol" w:cs="Symbol" w:hint="default"/>
+      </w:rPr>
     </w:lvl>
     <w:lvl w:ilvl="4">
       <w:start w:val="1"/>
-      <w:numFmt w:val="none"/>
-      <w:suff w:val="nothing"/>
-      <w:lvlText w:val=""/>
-      <w:lvlJc w:val="start"/>
-      <w:pPr>
-        <w:tabs>
-          <w:tab w:val="num" w:pos="0"/>
-        </w:tabs>
-        <w:ind w:start="0" w:hanging="0"/>
-      </w:pPr>
+      <w:numFmt w:val="bullet"/>
+      <w:lvlText w:val=""/>
+      <w:lvlJc w:val="start"/>
+      <w:pPr>
+        <w:tabs>
+          <w:tab w:val="num" w:pos="3545"/>
+        </w:tabs>
+        <w:ind w:start="3545" w:hanging="283"/>
+      </w:pPr>
+      <w:rPr>
+        <w:rFonts w:ascii="Symbol" w:hAnsi="Symbol" w:cs="Symbol" w:hint="default"/>
+      </w:rPr>
     </w:lvl>
     <w:lvl w:ilvl="5">
       <w:start w:val="1"/>
-      <w:numFmt w:val="none"/>
-      <w:suff w:val="nothing"/>
-      <w:lvlText w:val=""/>
-      <w:lvlJc w:val="start"/>
-      <w:pPr>
-        <w:tabs>
-          <w:tab w:val="num" w:pos="0"/>
-        </w:tabs>
-        <w:ind w:start="0" w:hanging="0"/>
-      </w:pPr>
+      <w:numFmt w:val="bullet"/>
+      <w:lvlText w:val=""/>
+      <w:lvlJc w:val="start"/>
+      <w:pPr>
+        <w:tabs>
+          <w:tab w:val="num" w:pos="4254"/>
+        </w:tabs>
+        <w:ind w:start="4254" w:hanging="283"/>
+      </w:pPr>
+      <w:rPr>
+        <w:rFonts w:ascii="Symbol" w:hAnsi="Symbol" w:cs="Symbol" w:hint="default"/>
+      </w:rPr>
     </w:lvl>
     <w:lvl w:ilvl="6">
       <w:start w:val="1"/>
-      <w:numFmt w:val="none"/>
-      <w:suff w:val="nothing"/>
-      <w:lvlText w:val=""/>
-      <w:lvlJc w:val="start"/>
-      <w:pPr>
-        <w:tabs>
-          <w:tab w:val="num" w:pos="0"/>
-        </w:tabs>
-        <w:ind w:start="0" w:hanging="0"/>
-      </w:pPr>
+      <w:numFmt w:val="bullet"/>
+      <w:lvlText w:val=""/>
+      <w:lvlJc w:val="start"/>
+      <w:pPr>
+        <w:tabs>
+          <w:tab w:val="num" w:pos="4963"/>
+        </w:tabs>
+        <w:ind w:start="4963" w:hanging="283"/>
+      </w:pPr>
+      <w:rPr>
+        <w:rFonts w:ascii="Symbol" w:hAnsi="Symbol" w:cs="Symbol" w:hint="default"/>
+      </w:rPr>
     </w:lvl>
     <w:lvl w:ilvl="7">
       <w:start w:val="1"/>
-      <w:numFmt w:val="none"/>
-      <w:suff w:val="nothing"/>
-      <w:lvlText w:val=""/>
-      <w:lvlJc w:val="start"/>
-      <w:pPr>
-        <w:tabs>
-          <w:tab w:val="num" w:pos="0"/>
-        </w:tabs>
-        <w:ind w:start="0" w:hanging="0"/>
-      </w:pPr>
+      <w:numFmt w:val="bullet"/>
+      <w:lvlText w:val=""/>
+      <w:lvlJc w:val="start"/>
+      <w:pPr>
+        <w:tabs>
+          <w:tab w:val="num" w:pos="5672"/>
+        </w:tabs>
+        <w:ind w:start="5672" w:hanging="283"/>
+      </w:pPr>
+      <w:rPr>
+        <w:rFonts w:ascii="Symbol" w:hAnsi="Symbol" w:cs="Symbol" w:hint="default"/>
+      </w:rPr>
     </w:lvl>
     <w:lvl w:ilvl="8">
       <w:start w:val="1"/>
-      <w:numFmt w:val="none"/>
-      <w:suff w:val="nothing"/>
-      <w:lvlText w:val=""/>
-      <w:lvlJc w:val="start"/>
-      <w:pPr>
-        <w:tabs>
-          <w:tab w:val="num" w:pos="0"/>
-        </w:tabs>
-        <w:ind w:start="0" w:hanging="0"/>
-      </w:pPr>
+      <w:numFmt w:val="bullet"/>
+      <w:lvlText w:val=""/>
+      <w:lvlJc w:val="start"/>
+      <w:pPr>
+        <w:tabs>
+          <w:tab w:val="num" w:pos="6381"/>
+        </w:tabs>
+        <w:ind w:start="6381" w:hanging="283"/>
+      </w:pPr>
+      <w:rPr>
+        <w:rFonts w:ascii="Symbol" w:hAnsi="Symbol" w:cs="Symbol" w:hint="default"/>
+      </w:rPr>
     </w:lvl>
   </w:abstractNum>
   <w:num w:numId="1">
@@ -2267,7 +2377,9 @@
     <w:pPr>
       <w:widowControl/>
       <w:suppressAutoHyphens w:val="true"/>
+      <w:kinsoku w:val="true"/>
       <w:overflowPunct w:val="true"/>
+      <w:autoSpaceDE w:val="true"/>
       <w:bidi w:val="0"/>
       <w:spacing w:lineRule="auto" w:line="259" w:before="0" w:after="160"/>
       <w:jc w:val="start"/>
@@ -2287,6 +2399,10 @@
     <w:next w:val="BodyText"/>
     <w:qFormat/>
     <w:pPr>
+      <w:numPr>
+        <w:ilvl w:val="0"/>
+        <w:numId w:val="0"/>
+      </w:numPr>
       <w:spacing w:before="140" w:after="120"/>
       <w:outlineLvl w:val="2"/>
     </w:pPr>
@@ -2438,7 +2554,9 @@
     <w:pPr>
       <w:widowControl/>
       <w:suppressAutoHyphens w:val="true"/>
+      <w:kinsoku w:val="true"/>
       <w:overflowPunct w:val="true"/>
+      <w:autoSpaceDE w:val="true"/>
       <w:bidi w:val="0"/>
       <w:spacing w:before="0" w:after="0"/>
       <w:jc w:val="start"/>

--- a/public/cv/cv-pt.docx
+++ b/public/cv/cv-pt.docx
@@ -330,33 +330,7 @@
           <w:szCs w:val="21"/>
           <w:u w:val="none"/>
         </w:rPr>
-        <w:t xml:space="preserve">Graduação Bacharel em </w:t>
-      </w:r>
-      <w:r>
-        <w:rPr>
-          <w:rStyle w:val="Hyperlink"/>
-          <w:rFonts w:eastAsia="Calibri" w:cs="Arial" w:ascii="Adwaita Sans" w:hAnsi="Adwaita Sans"/>
-          <w:b w:val="false"/>
-          <w:bCs w:val="false"/>
-          <w:color w:val="000000"/>
-          <w:sz w:val="21"/>
-          <w:szCs w:val="21"/>
-          <w:u w:val="none"/>
-        </w:rPr>
-        <w:t>Engenharia Elétrica</w:t>
-      </w:r>
-      <w:r>
-        <w:rPr>
-          <w:rStyle w:val="Hyperlink"/>
-          <w:rFonts w:eastAsia="Calibri" w:cs="Arial" w:ascii="Adwaita Sans" w:hAnsi="Adwaita Sans"/>
-          <w:b w:val="false"/>
-          <w:bCs w:val="false"/>
-          <w:color w:val="000000"/>
-          <w:sz w:val="21"/>
-          <w:szCs w:val="21"/>
-          <w:u w:val="none"/>
-        </w:rPr>
-        <w:t xml:space="preserve">, </w:t>
+        <w:t xml:space="preserve">Graduação Bacharel em Engenharia Elétrica, </w:t>
       </w:r>
       <w:r>
         <w:rPr>
@@ -456,19 +430,18 @@
           <w:sz w:val="21"/>
           <w:szCs w:val="21"/>
         </w:rPr>
-        <w:t>Pós-graduação Lato Sensu em Arquitetura de Software e Soluções</w:t>
-      </w:r>
-      <w:r>
-        <w:rPr>
-          <w:rStyle w:val="Strong"/>
-          <w:rFonts w:cs="Arial" w:ascii="Adwaita Sans" w:hAnsi="Adwaita Sans"/>
-          <w:b w:val="false"/>
-          <w:bCs w:val="false"/>
-          <w:color w:val="000000"/>
-          <w:sz w:val="21"/>
-          <w:szCs w:val="21"/>
-        </w:rPr>
-        <w:br/>
+        <w:t xml:space="preserve">Pós-graduação Lato Sensu em Arquitetura de Software e Soluções, </w:t>
+      </w:r>
+      <w:r>
+        <w:rPr>
+          <w:rStyle w:val="Strong"/>
+          <w:rFonts w:cs="Arial" w:ascii="Adwaita Sans" w:hAnsi="Adwaita Sans"/>
+          <w:b w:val="false"/>
+          <w:bCs w:val="false"/>
+          <w:color w:val="000000"/>
+          <w:sz w:val="21"/>
+          <w:szCs w:val="21"/>
+        </w:rPr>
         <w:t>Fev 2025 – Fev 2026</w:t>
       </w:r>
     </w:p>
@@ -496,16 +469,7 @@
           <w:sz w:val="21"/>
           <w:szCs w:val="21"/>
         </w:rPr>
-        <w:t>Tecnólogo em Análise e Desenvolvimento de Sistemas</w:t>
-      </w:r>
-      <w:r>
-        <w:rPr>
-          <w:rFonts w:cs="Arial" w:ascii="Adwaita Sans" w:hAnsi="Adwaita Sans"/>
-          <w:color w:val="000000"/>
-          <w:sz w:val="21"/>
-          <w:szCs w:val="21"/>
-        </w:rPr>
-        <w:br/>
+        <w:t xml:space="preserve">Tecnólogo em Análise e Desenvolvimento de Sistemas, </w:t>
       </w:r>
       <w:r>
         <w:rPr>
@@ -702,8 +666,8 @@
         </w:rPr>
         <w:br/>
       </w:r>
-      <w:bookmarkStart w:id="1" w:name="__DdeLink__498_1516522722"/>
-      <w:bookmarkStart w:id="2" w:name="__DdeLink__495_1516522722"/>
+      <w:bookmarkStart w:id="1" w:name="__DdeLink__495_1516522722"/>
+      <w:bookmarkStart w:id="2" w:name="__DdeLink__498_1516522722"/>
       <w:bookmarkEnd w:id="1"/>
       <w:bookmarkEnd w:id="2"/>
       <w:r>
@@ -726,8 +690,8 @@
         <w:spacing w:lineRule="auto" w:line="259"/>
         <w:rPr/>
       </w:pPr>
-      <w:bookmarkStart w:id="3" w:name="__DdeLink__425_1516522722"/>
-      <w:bookmarkStart w:id="4" w:name="__DdeLink__422_1516522722"/>
+      <w:bookmarkStart w:id="3" w:name="__DdeLink__422_1516522722"/>
+      <w:bookmarkStart w:id="4" w:name="__DdeLink__425_1516522722"/>
       <w:r>
         <w:rPr>
           <w:rStyle w:val="Strong"/>
@@ -753,8 +717,8 @@
         <w:ind w:hanging="283" w:start="709"/>
         <w:rPr/>
       </w:pPr>
-      <w:bookmarkStart w:id="5" w:name="__DdeLink__490_1516522722"/>
-      <w:bookmarkStart w:id="6" w:name="__DdeLink__493_1516522722"/>
+      <w:bookmarkStart w:id="5" w:name="__DdeLink__493_1516522722"/>
+      <w:bookmarkStart w:id="6" w:name="__DdeLink__490_1516522722"/>
       <w:r>
         <w:rPr>
           <w:rStyle w:val="Strong"/>
